--- a/hw2/Link to hw2 repo in git hub.docx
+++ b/hw2/Link to hw2 repo in git hub.docx
@@ -7,13 +7,7 @@
         <w:bidi w:val="0"/>
       </w:pPr>
       <w:r>
-        <w:t>Link to hw</w:t>
-      </w:r>
-      <w:r>
-        <w:t>2</w:t>
-      </w:r>
-      <w:r>
-        <w:t xml:space="preserve"> repo in git hub:</w:t>
+        <w:t>Link to hw2 repo in git hub:</w:t>
       </w:r>
     </w:p>
     <w:p>
@@ -25,28 +19,13 @@
           <w:rPr>
             <w:rStyle w:val="Hyperlink"/>
           </w:rPr>
-          <w:t>https://github.com/matanbenshmuel-Hub/HW--w</w:t>
-        </w:r>
-        <w:r>
-          <w:rPr>
-            <w:rStyle w:val="Hyperlink"/>
-          </w:rPr>
-          <w:t>e</w:t>
-        </w:r>
-        <w:r>
-          <w:rPr>
-            <w:rStyle w:val="Hyperlink"/>
-          </w:rPr>
-          <w:t>b/tree/main/hw2</w:t>
+          <w:t>https://matanbenshmuel-hub.github.io/HW2</w:t>
         </w:r>
       </w:hyperlink>
     </w:p>
     <w:p>
       <w:pPr>
         <w:bidi w:val="0"/>
-        <w:rPr>
-          <w:rFonts w:hint="cs"/>
-        </w:rPr>
       </w:pPr>
     </w:p>
     <w:sectPr>
